--- a/klagomål/A 73880-2021 FSC-klagomål.docx
+++ b/klagomål/A 73880-2021 FSC-klagomål.docx
@@ -1870,7 +1870,7 @@
     <w:r>
       <w:tab/>
       <w:tab/>
-      <w:t>2026-09-14</w:t>
+      <w:t>2026-09-15</w:t>
       <w:br/>
       <w:br/>
     </w:r>

--- a/klagomål/A 73880-2021 FSC-klagomål.docx
+++ b/klagomål/A 73880-2021 FSC-klagomål.docx
@@ -221,7 +221,7 @@
     </w:p>
     <w:p>
       <w:r>
-        <w:t>I och inom 25 meter från avverkningsanmälan finns fynd av 37 naturvårdsarter, varav 19 är rödlistade, 8 är fridlysta, 26 är typiska (T) och 8 är signalarter (S): bågknotterskinn (VU), garnlav (VU, T), grantickeporing (VU), gränsticka (VU, T), ostticka (VU, T), tajgaskinn (VU), vitskaftad svartspik (VU, T), brunpudrad nållav (NT, T), harticka (NT, T), koralltaggsvamp (NT, T), kristallskinn (NT), kötticka (NT), rosenticka (NT, T), rynkskinn (NT, T), skrovellav (NT, T), talltita (NT, §4), tretåig hackspett (NT, T, §4), ullticka (NT, T), vitgrynig nållav (NT), blodticka (S, T), finbräken (S, T), korallrot (S, T, §8), spindelblomster (S, T, §8), stuplav (S, T), tibast (S, T), vedticka (S, T), ögonpyrola (S, T), hultbräken (T), humleblomster (T), kransmossa (T), nordisk stormhatt (T), torta (T), vanliga skogsvinbär (T), brudsporre (§8), fläcknycklar (§8), myggblomster (§8) och revlummer (§9). Se Figur 1.</w:t>
+        <w:t>I och inom 25 meter från avverkningsanmälan finns fynd av 38 naturvårdsarter, varav 20 är rödlistade, 8 är fridlysta, 26 är typiska (T) och 8 är signalarter (S): bågknotterskinn (VU), garnlav (VU, T), grantickeporing (VU), gränsticka (VU, T), ostticka (VU, T), tajgaskinn (VU), vitskaftad svartspik (VU, T), brunpudrad nållav (NT, T), harticka (NT, T), koralltaggsvamp (NT, T), kristallskinn (NT), kötticka (NT), rosenticka (NT, T), rutspindling (NT), rynkskinn (NT, T), skrovellav (NT, T), talltita (NT, §4), tretåig hackspett (NT, T, §4), ullticka (NT, T), vitgrynig nållav (NT), blodticka (S, T), finbräken (S, T), korallrot (S, T, §8), spindelblomster (S, T, §8), stuplav (S, T), tibast (S, T), vedticka (S, T), ögonpyrola (S, T), hultbräken (T), humleblomster (T), kransmossa (T), nordisk stormhatt (T), torta (T), vanliga skogsvinbär (T), brudsporre (§8), fläcknycklar (§8), myggblomster (§8) och revlummer (§9). Se Figur 1.</w:t>
       </w:r>
     </w:p>
     <w:p>
@@ -521,6 +521,17 @@
         <w:rPr>
           <w:b/>
         </w:rPr>
+        <w:t>Rutspindling (NT)</w:t>
+      </w:r>
+      <w:r>
+        <w:t xml:space="preserve"> bildar mykorrhiza med gran, i ängsgranskog på fuktig näringsrik mark. Iögonfallande och lätt identifierbar art där lukten på skivorna påminner om lingon. Populationerna minskar genom pågående kraftig kalavverkning av äldre granskogar av denna typ (SLU Artdatabanken, 2024).</w:t>
+      </w:r>
+    </w:p>
+    <w:p>
+      <w:r>
+        <w:rPr>
+          <w:b/>
+        </w:rPr>
         <w:t>Rynkskinn (NT)</w:t>
       </w:r>
       <w:r>
@@ -1192,7 +1203,7 @@
         <w:rPr>
           <w:i/>
         </w:rPr>
-        <w:t>I det avverkningsanmälda skogsområdet har 27 rödlistade arter och signalarter påträffats. Detta ska jämföras med Skogsstyrelsens uppföljning 2017 av nyckelbiotoper som visade att man i genomsnitt hittar 20,6 olika rödlistade arter och signalarter i en nyckelbiotop (Wijk, S. 2017. Biologisk mångfald i nyckelbiotoper – Resultat från inventeringen “Uppföljning biologisk mångfald” 2009–2015. Rapport 4/2017 Skogsstyrelsen, Jönköping).</w:t>
+        <w:t>I det avverkningsanmälda skogsområdet har 28 rödlistade arter och signalarter påträffats. Detta ska jämföras med Skogsstyrelsens uppföljning 2017 av nyckelbiotoper som visade att man i genomsnitt hittar 20,6 olika rödlistade arter och signalarter i en nyckelbiotop (Wijk, S. 2017. Biologisk mångfald i nyckelbiotoper – Resultat från inventeringen “Uppföljning biologisk mångfald” 2009–2015. Rapport 4/2017 Skogsstyrelsen, Jönköping).</w:t>
       </w:r>
     </w:p>
     <w:p>
@@ -1221,7 +1232,7 @@
         <w:rPr>
           <w:i/>
         </w:rPr>
-        <w:t>I det avverkningsanmälda skogsområdet har 37 naturvårdsarter varav 19 rödlistade arter sina livsmiljöer och växtplatser.</w:t>
+        <w:t>I det avverkningsanmälda skogsområdet har 38 naturvårdsarter varav 20 rödlistade arter sina livsmiljöer och växtplatser.</w:t>
       </w:r>
     </w:p>
     <w:p>
@@ -1870,7 +1881,7 @@
     <w:r>
       <w:tab/>
       <w:tab/>
-      <w:t>2026-09-15</w:t>
+      <w:t>2026-09-16</w:t>
       <w:br/>
       <w:br/>
     </w:r>

--- a/klagomål/A 73880-2021 FSC-klagomål.docx
+++ b/klagomål/A 73880-2021 FSC-klagomål.docx
@@ -221,7 +221,7 @@
     </w:p>
     <w:p>
       <w:r>
-        <w:t>I och inom 25 meter från avverkningsanmälan finns fynd av 38 naturvårdsarter, varav 20 är rödlistade, 8 är fridlysta, 26 är typiska (T) och 8 är signalarter (S): bågknotterskinn (VU), garnlav (VU, T), grantickeporing (VU), gränsticka (VU, T), ostticka (VU, T), tajgaskinn (VU), vitskaftad svartspik (VU, T), brunpudrad nållav (NT, T), harticka (NT, T), koralltaggsvamp (NT, T), kristallskinn (NT), kötticka (NT), rosenticka (NT, T), rutspindling (NT), rynkskinn (NT, T), skrovellav (NT, T), talltita (NT, §4), tretåig hackspett (NT, T, §4), ullticka (NT, T), vitgrynig nållav (NT), blodticka (S, T), finbräken (S, T), korallrot (S, T, §8), spindelblomster (S, T, §8), stuplav (S, T), tibast (S, T), vedticka (S, T), ögonpyrola (S, T), hultbräken (T), humleblomster (T), kransmossa (T), nordisk stormhatt (T), torta (T), vanliga skogsvinbär (T), brudsporre (§8), fläcknycklar (§8), myggblomster (§8) och revlummer (§9). Se Figur 1.</w:t>
+        <w:t>I och inom 25 meter från avverkningsanmälan finns fynd av 37 naturvårdsarter, varav 19 är rödlistade, 8 är fridlysta, 26 är typiska (T) och 8 är signalarter (S): bågknotterskinn (VU), garnlav (VU, T), grantickeporing (VU), gränsticka (VU, T), ostticka (VU, T), tajgaskinn (VU), vitskaftad svartspik (VU, T), brunpudrad nållav (NT, T), harticka (NT, T), koralltaggsvamp (NT, T), kristallskinn (NT), kötticka (NT), rosenticka (NT, T), rynkskinn (NT, T), skrovellav (NT, T), talltita (NT, §4), tretåig hackspett (NT, T, §4), ullticka (NT, T), vitgrynig nållav (NT), blodticka (S, T), finbräken (S, T), korallrot (S, T, §8), spindelblomster (S, T, §8), stuplav (S, T), tibast (S, T), vedticka (S, T), ögonpyrola (S, T), hultbräken (T), humleblomster (T), kransmossa (T), nordisk stormhatt (T), torta (T), vanliga skogsvinbär (T), brudsporre (§8), fläcknycklar (§8), myggblomster (§8) och revlummer (§9). Se Figur 1.</w:t>
       </w:r>
     </w:p>
     <w:p>
@@ -521,17 +521,6 @@
         <w:rPr>
           <w:b/>
         </w:rPr>
-        <w:t>Rutspindling (NT)</w:t>
-      </w:r>
-      <w:r>
-        <w:t xml:space="preserve"> bildar mykorrhiza med gran, i ängsgranskog på fuktig näringsrik mark. Iögonfallande och lätt identifierbar art där lukten på skivorna påminner om lingon. Populationerna minskar genom pågående kraftig kalavverkning av äldre granskogar av denna typ (SLU Artdatabanken, 2024).</w:t>
-      </w:r>
-    </w:p>
-    <w:p>
-      <w:r>
-        <w:rPr>
-          <w:b/>
-        </w:rPr>
         <w:t>Rynkskinn (NT)</w:t>
       </w:r>
       <w:r>
@@ -1203,7 +1192,7 @@
         <w:rPr>
           <w:i/>
         </w:rPr>
-        <w:t>I det avverkningsanmälda skogsområdet har 28 rödlistade arter och signalarter påträffats. Detta ska jämföras med Skogsstyrelsens uppföljning 2017 av nyckelbiotoper som visade att man i genomsnitt hittar 20,6 olika rödlistade arter och signalarter i en nyckelbiotop (Wijk, S. 2017. Biologisk mångfald i nyckelbiotoper – Resultat från inventeringen “Uppföljning biologisk mångfald” 2009–2015. Rapport 4/2017 Skogsstyrelsen, Jönköping).</w:t>
+        <w:t>I det avverkningsanmälda skogsområdet har 27 rödlistade arter och signalarter påträffats. Detta ska jämföras med Skogsstyrelsens uppföljning 2017 av nyckelbiotoper som visade att man i genomsnitt hittar 20,6 olika rödlistade arter och signalarter i en nyckelbiotop (Wijk, S. 2017. Biologisk mångfald i nyckelbiotoper – Resultat från inventeringen “Uppföljning biologisk mångfald” 2009–2015. Rapport 4/2017 Skogsstyrelsen, Jönköping).</w:t>
       </w:r>
     </w:p>
     <w:p>
@@ -1232,7 +1221,7 @@
         <w:rPr>
           <w:i/>
         </w:rPr>
-        <w:t>I det avverkningsanmälda skogsområdet har 38 naturvårdsarter varav 20 rödlistade arter sina livsmiljöer och växtplatser.</w:t>
+        <w:t>I det avverkningsanmälda skogsområdet har 37 naturvårdsarter varav 19 rödlistade arter sina livsmiljöer och växtplatser.</w:t>
       </w:r>
     </w:p>
     <w:p>
@@ -1881,7 +1870,7 @@
     <w:r>
       <w:tab/>
       <w:tab/>
-      <w:t>2026-09-16</w:t>
+      <w:t>2026-09-17</w:t>
       <w:br/>
       <w:br/>
     </w:r>

--- a/klagomål/A 73880-2021 FSC-klagomål.docx
+++ b/klagomål/A 73880-2021 FSC-klagomål.docx
@@ -221,7 +221,7 @@
     </w:p>
     <w:p>
       <w:r>
-        <w:t>I och inom 25 meter från avverkningsanmälan finns fynd av 37 naturvårdsarter, varav 19 är rödlistade, 8 är fridlysta, 26 är typiska (T) och 8 är signalarter (S): bågknotterskinn (VU), garnlav (VU, T), grantickeporing (VU), gränsticka (VU, T), ostticka (VU, T), tajgaskinn (VU), vitskaftad svartspik (VU, T), brunpudrad nållav (NT, T), harticka (NT, T), koralltaggsvamp (NT, T), kristallskinn (NT), kötticka (NT), rosenticka (NT, T), rynkskinn (NT, T), skrovellav (NT, T), talltita (NT, §4), tretåig hackspett (NT, T, §4), ullticka (NT, T), vitgrynig nållav (NT), blodticka (S, T), finbräken (S, T), korallrot (S, T, §8), spindelblomster (S, T, §8), stuplav (S, T), tibast (S, T), vedticka (S, T), ögonpyrola (S, T), hultbräken (T), humleblomster (T), kransmossa (T), nordisk stormhatt (T), torta (T), vanliga skogsvinbär (T), brudsporre (§8), fläcknycklar (§8), myggblomster (§8) och revlummer (§9). Se Figur 1.</w:t>
+        <w:t>I och inom 25 meter från avverkningsanmälan finns fynd av 38 naturvårdsarter, varav 20 är rödlistade, 8 är fridlysta, 26 är typiska (T) och 8 är signalarter (S): bågknotterskinn (VU), garnlav (VU, T), grantickeporing (VU), gränsticka (VU, T), ostticka (VU, T), tajgaskinn (VU), vitskaftad svartspik (VU, T), brunpudrad nållav (NT, T), harticka (NT, T), koralltaggsvamp (NT, T), kristallskinn (NT), kötticka (NT), rosenticka (NT, T), rutspindling (NT), rynkskinn (NT, T), skrovellav (NT, T), talltita (NT, §4), tretåig hackspett (NT, T, §4), ullticka (NT, T), vitgrynig nållav (NT), blodticka (S, T), finbräken (S, T), korallrot (S, T, §8), spindelblomster (S, T, §8), stuplav (S, T), tibast (S, T), vedticka (S, T), ögonpyrola (S, T), hultbräken (T), humleblomster (T), kransmossa (T), nordisk stormhatt (T), torta (T), vanliga skogsvinbär (T), brudsporre (§8), fläcknycklar (§8), myggblomster (§8) och revlummer (§9). Se Figur 1.</w:t>
       </w:r>
     </w:p>
     <w:p>
@@ -521,6 +521,17 @@
         <w:rPr>
           <w:b/>
         </w:rPr>
+        <w:t>Rutspindling (NT)</w:t>
+      </w:r>
+      <w:r>
+        <w:t xml:space="preserve"> bildar mykorrhiza med gran, i ängsgranskog på fuktig näringsrik mark. Iögonfallande och lätt identifierbar art där lukten på skivorna påminner om lingon. Populationerna minskar genom pågående kraftig kalavverkning av äldre granskogar av denna typ (SLU Artdatabanken, 2024).</w:t>
+      </w:r>
+    </w:p>
+    <w:p>
+      <w:r>
+        <w:rPr>
+          <w:b/>
+        </w:rPr>
         <w:t>Rynkskinn (NT)</w:t>
       </w:r>
       <w:r>
@@ -1192,7 +1203,7 @@
         <w:rPr>
           <w:i/>
         </w:rPr>
-        <w:t>I det avverkningsanmälda skogsområdet har 27 rödlistade arter och signalarter påträffats. Detta ska jämföras med Skogsstyrelsens uppföljning 2017 av nyckelbiotoper som visade att man i genomsnitt hittar 20,6 olika rödlistade arter och signalarter i en nyckelbiotop (Wijk, S. 2017. Biologisk mångfald i nyckelbiotoper – Resultat från inventeringen “Uppföljning biologisk mångfald” 2009–2015. Rapport 4/2017 Skogsstyrelsen, Jönköping).</w:t>
+        <w:t>I det avverkningsanmälda skogsområdet har 28 rödlistade arter och signalarter påträffats. Detta ska jämföras med Skogsstyrelsens uppföljning 2017 av nyckelbiotoper som visade att man i genomsnitt hittar 20,6 olika rödlistade arter och signalarter i en nyckelbiotop (Wijk, S. 2017. Biologisk mångfald i nyckelbiotoper – Resultat från inventeringen “Uppföljning biologisk mångfald” 2009–2015. Rapport 4/2017 Skogsstyrelsen, Jönköping).</w:t>
       </w:r>
     </w:p>
     <w:p>
@@ -1221,7 +1232,7 @@
         <w:rPr>
           <w:i/>
         </w:rPr>
-        <w:t>I det avverkningsanmälda skogsområdet har 37 naturvårdsarter varav 19 rödlistade arter sina livsmiljöer och växtplatser.</w:t>
+        <w:t>I det avverkningsanmälda skogsområdet har 38 naturvårdsarter varav 20 rödlistade arter sina livsmiljöer och växtplatser.</w:t>
       </w:r>
     </w:p>
     <w:p>
@@ -1870,7 +1881,7 @@
     <w:r>
       <w:tab/>
       <w:tab/>
-      <w:t>2026-09-17</w:t>
+      <w:t>2026-09-18</w:t>
       <w:br/>
       <w:br/>
     </w:r>

--- a/klagomål/A 73880-2021 FSC-klagomål.docx
+++ b/klagomål/A 73880-2021 FSC-klagomål.docx
@@ -221,7 +221,7 @@
     </w:p>
     <w:p>
       <w:r>
-        <w:t>I och inom 25 meter från avverkningsanmälan finns fynd av 38 naturvårdsarter, varav 20 är rödlistade, 8 är fridlysta, 26 är typiska (T) och 8 är signalarter (S): bågknotterskinn (VU), garnlav (VU, T), grantickeporing (VU), gränsticka (VU, T), ostticka (VU, T), tajgaskinn (VU), vitskaftad svartspik (VU, T), brunpudrad nållav (NT, T), harticka (NT, T), koralltaggsvamp (NT, T), kristallskinn (NT), kötticka (NT), rosenticka (NT, T), rutspindling (NT), rynkskinn (NT, T), skrovellav (NT, T), talltita (NT, §4), tretåig hackspett (NT, T, §4), ullticka (NT, T), vitgrynig nållav (NT), blodticka (S, T), finbräken (S, T), korallrot (S, T, §8), spindelblomster (S, T, §8), stuplav (S, T), tibast (S, T), vedticka (S, T), ögonpyrola (S, T), hultbräken (T), humleblomster (T), kransmossa (T), nordisk stormhatt (T), torta (T), vanliga skogsvinbär (T), brudsporre (§8), fläcknycklar (§8), myggblomster (§8) och revlummer (§9). Se Figur 1.</w:t>
+        <w:t>I och inom 25 meter från avverkningsanmälan finns fynd av 37 naturvårdsarter, varav 19 är rödlistade, 8 är fridlysta, 26 är typiska (T) och 8 är signalarter (S): bågknotterskinn (VU), garnlav (VU, T), grantickeporing (VU), gränsticka (VU, T), ostticka (VU, T), tajgaskinn (VU), vitskaftad svartspik (VU, T), brunpudrad nållav (NT, T), harticka (NT, T), koralltaggsvamp (NT, T), kristallskinn (NT), kötticka (NT), rosenticka (NT, T), rynkskinn (NT, T), skrovellav (NT, T), talltita (NT, §4), tretåig hackspett (NT, T, §4), ullticka (NT, T), vitgrynig nållav (NT), blodticka (S, T), finbräken (S, T), korallrot (S, T, §8), spindelblomster (S, T, §8), stuplav (S, T), tibast (S, T), vedticka (S, T), ögonpyrola (S, T), hultbräken (T), humleblomster (T), kransmossa (T), nordisk stormhatt (T), torta (T), vanliga skogsvinbär (T), brudsporre (§8), fläcknycklar (§8), myggblomster (§8) och revlummer (§9). Se Figur 1.</w:t>
       </w:r>
     </w:p>
     <w:p>
@@ -521,17 +521,6 @@
         <w:rPr>
           <w:b/>
         </w:rPr>
-        <w:t>Rutspindling (NT)</w:t>
-      </w:r>
-      <w:r>
-        <w:t xml:space="preserve"> bildar mykorrhiza med gran, i ängsgranskog på fuktig näringsrik mark. Iögonfallande och lätt identifierbar art där lukten på skivorna påminner om lingon. Populationerna minskar genom pågående kraftig kalavverkning av äldre granskogar av denna typ (SLU Artdatabanken, 2024).</w:t>
-      </w:r>
-    </w:p>
-    <w:p>
-      <w:r>
-        <w:rPr>
-          <w:b/>
-        </w:rPr>
         <w:t>Rynkskinn (NT)</w:t>
       </w:r>
       <w:r>
@@ -1203,7 +1192,7 @@
         <w:rPr>
           <w:i/>
         </w:rPr>
-        <w:t>I det avverkningsanmälda skogsområdet har 28 rödlistade arter och signalarter påträffats. Detta ska jämföras med Skogsstyrelsens uppföljning 2017 av nyckelbiotoper som visade att man i genomsnitt hittar 20,6 olika rödlistade arter och signalarter i en nyckelbiotop (Wijk, S. 2017. Biologisk mångfald i nyckelbiotoper – Resultat från inventeringen “Uppföljning biologisk mångfald” 2009–2015. Rapport 4/2017 Skogsstyrelsen, Jönköping).</w:t>
+        <w:t>I det avverkningsanmälda skogsområdet har 27 rödlistade arter och signalarter påträffats. Detta ska jämföras med Skogsstyrelsens uppföljning 2017 av nyckelbiotoper som visade att man i genomsnitt hittar 20,6 olika rödlistade arter och signalarter i en nyckelbiotop (Wijk, S. 2017. Biologisk mångfald i nyckelbiotoper – Resultat från inventeringen “Uppföljning biologisk mångfald” 2009–2015. Rapport 4/2017 Skogsstyrelsen, Jönköping).</w:t>
       </w:r>
     </w:p>
     <w:p>
@@ -1232,7 +1221,7 @@
         <w:rPr>
           <w:i/>
         </w:rPr>
-        <w:t>I det avverkningsanmälda skogsområdet har 38 naturvårdsarter varav 20 rödlistade arter sina livsmiljöer och växtplatser.</w:t>
+        <w:t>I det avverkningsanmälda skogsområdet har 37 naturvårdsarter varav 19 rödlistade arter sina livsmiljöer och växtplatser.</w:t>
       </w:r>
     </w:p>
     <w:p>
@@ -1881,7 +1870,7 @@
     <w:r>
       <w:tab/>
       <w:tab/>
-      <w:t>2026-09-18</w:t>
+      <w:t>2026-09-19</w:t>
       <w:br/>
       <w:br/>
     </w:r>

--- a/klagomål/A 73880-2021 FSC-klagomål.docx
+++ b/klagomål/A 73880-2021 FSC-klagomål.docx
@@ -221,7 +221,7 @@
     </w:p>
     <w:p>
       <w:r>
-        <w:t>I och inom 25 meter från avverkningsanmälan finns fynd av 37 naturvårdsarter, varav 19 är rödlistade, 8 är fridlysta, 26 är typiska (T) och 8 är signalarter (S): bågknotterskinn (VU), garnlav (VU, T), grantickeporing (VU), gränsticka (VU, T), ostticka (VU, T), tajgaskinn (VU), vitskaftad svartspik (VU, T), brunpudrad nållav (NT, T), harticka (NT, T), koralltaggsvamp (NT, T), kristallskinn (NT), kötticka (NT), rosenticka (NT, T), rynkskinn (NT, T), skrovellav (NT, T), talltita (NT, §4), tretåig hackspett (NT, T, §4), ullticka (NT, T), vitgrynig nållav (NT), blodticka (S, T), finbräken (S, T), korallrot (S, T, §8), spindelblomster (S, T, §8), stuplav (S, T), tibast (S, T), vedticka (S, T), ögonpyrola (S, T), hultbräken (T), humleblomster (T), kransmossa (T), nordisk stormhatt (T), torta (T), vanliga skogsvinbär (T), brudsporre (§8), fläcknycklar (§8), myggblomster (§8) och revlummer (§9). Se Figur 1.</w:t>
+        <w:t>I och inom 25 meter från avverkningsanmälan finns fynd av 38 naturvårdsarter, varav 20 är rödlistade, 8 är fridlysta, 26 är typiska (T) och 8 är signalarter (S): bågknotterskinn (VU), garnlav (VU, T), grantickeporing (VU), gränsticka (VU, T), ostticka (VU, T), tajgaskinn (VU), vitskaftad svartspik (VU, T), brunpudrad nållav (NT, T), harticka (NT, T), koralltaggsvamp (NT, T), kristallskinn (NT), kötticka (NT), rosenticka (NT, T), rutspindling (NT), rynkskinn (NT, T), skrovellav (NT, T), talltita (NT, §4), tretåig hackspett (NT, T, §4), ullticka (NT, T), vitgrynig nållav (NT), blodticka (S, T), finbräken (S, T), korallrot (S, T, §8), spindelblomster (S, T, §8), stuplav (S, T), tibast (S, T), vedticka (S, T), ögonpyrola (S, T), hultbräken (T), humleblomster (T), kransmossa (T), nordisk stormhatt (T), torta (T), vanliga skogsvinbär (T), brudsporre (§8), fläcknycklar (§8), myggblomster (§8) och revlummer (§9). Se Figur 1.</w:t>
       </w:r>
     </w:p>
     <w:p>
@@ -521,6 +521,17 @@
         <w:rPr>
           <w:b/>
         </w:rPr>
+        <w:t>Rutspindling (NT)</w:t>
+      </w:r>
+      <w:r>
+        <w:t xml:space="preserve"> bildar mykorrhiza med gran, i ängsgranskog på fuktig näringsrik mark. Iögonfallande och lätt identifierbar art där lukten på skivorna påminner om lingon. Populationerna minskar genom pågående kraftig kalavverkning av äldre granskogar av denna typ (SLU Artdatabanken, 2024).</w:t>
+      </w:r>
+    </w:p>
+    <w:p>
+      <w:r>
+        <w:rPr>
+          <w:b/>
+        </w:rPr>
         <w:t>Rynkskinn (NT)</w:t>
       </w:r>
       <w:r>
@@ -1192,7 +1203,7 @@
         <w:rPr>
           <w:i/>
         </w:rPr>
-        <w:t>I det avverkningsanmälda skogsområdet har 27 rödlistade arter och signalarter påträffats. Detta ska jämföras med Skogsstyrelsens uppföljning 2017 av nyckelbiotoper som visade att man i genomsnitt hittar 20,6 olika rödlistade arter och signalarter i en nyckelbiotop (Wijk, S. 2017. Biologisk mångfald i nyckelbiotoper – Resultat från inventeringen “Uppföljning biologisk mångfald” 2009–2015. Rapport 4/2017 Skogsstyrelsen, Jönköping).</w:t>
+        <w:t>I det avverkningsanmälda skogsområdet har 28 rödlistade arter och signalarter påträffats. Detta ska jämföras med Skogsstyrelsens uppföljning 2017 av nyckelbiotoper som visade att man i genomsnitt hittar 20,6 olika rödlistade arter och signalarter i en nyckelbiotop (Wijk, S. 2017. Biologisk mångfald i nyckelbiotoper – Resultat från inventeringen “Uppföljning biologisk mångfald” 2009–2015. Rapport 4/2017 Skogsstyrelsen, Jönköping).</w:t>
       </w:r>
     </w:p>
     <w:p>
@@ -1221,7 +1232,7 @@
         <w:rPr>
           <w:i/>
         </w:rPr>
-        <w:t>I det avverkningsanmälda skogsområdet har 37 naturvårdsarter varav 19 rödlistade arter sina livsmiljöer och växtplatser.</w:t>
+        <w:t>I det avverkningsanmälda skogsområdet har 38 naturvårdsarter varav 20 rödlistade arter sina livsmiljöer och växtplatser.</w:t>
       </w:r>
     </w:p>
     <w:p>
@@ -1870,7 +1881,7 @@
     <w:r>
       <w:tab/>
       <w:tab/>
-      <w:t>2026-09-19</w:t>
+      <w:t>2026-09-21</w:t>
       <w:br/>
       <w:br/>
     </w:r>

--- a/klagomål/A 73880-2021 FSC-klagomål.docx
+++ b/klagomål/A 73880-2021 FSC-klagomål.docx
@@ -1881,7 +1881,7 @@
     <w:r>
       <w:tab/>
       <w:tab/>
-      <w:t>2026-09-21</w:t>
+      <w:t>2026-09-23</w:t>
       <w:br/>
       <w:br/>
     </w:r>

--- a/klagomål/A 73880-2021 FSC-klagomål.docx
+++ b/klagomål/A 73880-2021 FSC-klagomål.docx
@@ -1881,7 +1881,7 @@
     <w:r>
       <w:tab/>
       <w:tab/>
-      <w:t>2026-09-23</w:t>
+      <w:t>2026-09-24</w:t>
       <w:br/>
       <w:br/>
     </w:r>

--- a/klagomål/A 73880-2021 FSC-klagomål.docx
+++ b/klagomål/A 73880-2021 FSC-klagomål.docx
@@ -1881,7 +1881,7 @@
     <w:r>
       <w:tab/>
       <w:tab/>
-      <w:t>2026-09-24</w:t>
+      <w:t>2026-09-25</w:t>
       <w:br/>
       <w:br/>
     </w:r>

--- a/klagomål/A 73880-2021 FSC-klagomål.docx
+++ b/klagomål/A 73880-2021 FSC-klagomål.docx
@@ -1881,7 +1881,7 @@
     <w:r>
       <w:tab/>
       <w:tab/>
-      <w:t>2026-09-25</w:t>
+      <w:t>2026-09-26</w:t>
       <w:br/>
       <w:br/>
     </w:r>

--- a/klagomål/A 73880-2021 FSC-klagomål.docx
+++ b/klagomål/A 73880-2021 FSC-klagomål.docx
@@ -1881,7 +1881,7 @@
     <w:r>
       <w:tab/>
       <w:tab/>
-      <w:t>2026-09-26</w:t>
+      <w:t>2026-09-27</w:t>
       <w:br/>
       <w:br/>
     </w:r>

--- a/klagomål/A 73880-2021 FSC-klagomål.docx
+++ b/klagomål/A 73880-2021 FSC-klagomål.docx
@@ -1881,7 +1881,7 @@
     <w:r>
       <w:tab/>
       <w:tab/>
-      <w:t>2026-09-27</w:t>
+      <w:t>2026-09-28</w:t>
       <w:br/>
       <w:br/>
     </w:r>

--- a/klagomål/A 73880-2021 FSC-klagomål.docx
+++ b/klagomål/A 73880-2021 FSC-klagomål.docx
@@ -1881,7 +1881,7 @@
     <w:r>
       <w:tab/>
       <w:tab/>
-      <w:t>2026-09-28</w:t>
+      <w:t>2026-09-29</w:t>
       <w:br/>
       <w:br/>
     </w:r>

--- a/klagomål/A 73880-2021 FSC-klagomål.docx
+++ b/klagomål/A 73880-2021 FSC-klagomål.docx
@@ -1881,7 +1881,7 @@
     <w:r>
       <w:tab/>
       <w:tab/>
-      <w:t>2026-09-29</w:t>
+      <w:t>2026-09-30</w:t>
       <w:br/>
       <w:br/>
     </w:r>

--- a/klagomål/A 73880-2021 FSC-klagomål.docx
+++ b/klagomål/A 73880-2021 FSC-klagomål.docx
@@ -1881,7 +1881,7 @@
     <w:r>
       <w:tab/>
       <w:tab/>
-      <w:t>2026-09-30</w:t>
+      <w:t>2026-10-01</w:t>
       <w:br/>
       <w:br/>
     </w:r>

--- a/klagomål/A 73880-2021 FSC-klagomål.docx
+++ b/klagomål/A 73880-2021 FSC-klagomål.docx
@@ -1881,7 +1881,7 @@
     <w:r>
       <w:tab/>
       <w:tab/>
-      <w:t>2026-10-01</w:t>
+      <w:t>2026-10-02</w:t>
       <w:br/>
       <w:br/>
     </w:r>

--- a/klagomål/A 73880-2021 FSC-klagomål.docx
+++ b/klagomål/A 73880-2021 FSC-klagomål.docx
@@ -1881,7 +1881,7 @@
     <w:r>
       <w:tab/>
       <w:tab/>
-      <w:t>2026-10-02</w:t>
+      <w:t>2026-10-03</w:t>
       <w:br/>
       <w:br/>
     </w:r>

--- a/klagomål/A 73880-2021 FSC-klagomål.docx
+++ b/klagomål/A 73880-2021 FSC-klagomål.docx
@@ -1881,7 +1881,7 @@
     <w:r>
       <w:tab/>
       <w:tab/>
-      <w:t>2026-10-03</w:t>
+      <w:t>2026-10-04</w:t>
       <w:br/>
       <w:br/>
     </w:r>

--- a/klagomål/A 73880-2021 FSC-klagomål.docx
+++ b/klagomål/A 73880-2021 FSC-klagomål.docx
@@ -1881,7 +1881,7 @@
     <w:r>
       <w:tab/>
       <w:tab/>
-      <w:t>2026-10-04</w:t>
+      <w:t>2026-10-05</w:t>
       <w:br/>
       <w:br/>
     </w:r>

--- a/klagomål/A 73880-2021 FSC-klagomål.docx
+++ b/klagomål/A 73880-2021 FSC-klagomål.docx
@@ -1881,7 +1881,7 @@
     <w:r>
       <w:tab/>
       <w:tab/>
-      <w:t>2026-10-05</w:t>
+      <w:t>2026-10-06</w:t>
       <w:br/>
       <w:br/>
     </w:r>

--- a/klagomål/A 73880-2021 FSC-klagomål.docx
+++ b/klagomål/A 73880-2021 FSC-klagomål.docx
@@ -1881,7 +1881,7 @@
     <w:r>
       <w:tab/>
       <w:tab/>
-      <w:t>2026-10-06</w:t>
+      <w:t>2026-10-07</w:t>
       <w:br/>
       <w:br/>
     </w:r>

--- a/klagomål/A 73880-2021 FSC-klagomål.docx
+++ b/klagomål/A 73880-2021 FSC-klagomål.docx
@@ -1881,7 +1881,7 @@
     <w:r>
       <w:tab/>
       <w:tab/>
-      <w:t>2026-10-07</w:t>
+      <w:t>2026-10-08</w:t>
       <w:br/>
       <w:br/>
     </w:r>

--- a/klagomål/A 73880-2021 FSC-klagomål.docx
+++ b/klagomål/A 73880-2021 FSC-klagomål.docx
@@ -1881,7 +1881,7 @@
     <w:r>
       <w:tab/>
       <w:tab/>
-      <w:t>2026-10-08</w:t>
+      <w:t>2026-10-09</w:t>
       <w:br/>
       <w:br/>
     </w:r>

--- a/klagomål/A 73880-2021 FSC-klagomål.docx
+++ b/klagomål/A 73880-2021 FSC-klagomål.docx
@@ -1881,7 +1881,7 @@
     <w:r>
       <w:tab/>
       <w:tab/>
-      <w:t>2026-10-09</w:t>
+      <w:t>2026-10-10</w:t>
       <w:br/>
       <w:br/>
     </w:r>

--- a/klagomål/A 73880-2021 FSC-klagomål.docx
+++ b/klagomål/A 73880-2021 FSC-klagomål.docx
@@ -1881,7 +1881,7 @@
     <w:r>
       <w:tab/>
       <w:tab/>
-      <w:t>2026-10-10</w:t>
+      <w:t>2026-10-11</w:t>
       <w:br/>
       <w:br/>
     </w:r>

--- a/klagomål/A 73880-2021 FSC-klagomål.docx
+++ b/klagomål/A 73880-2021 FSC-klagomål.docx
@@ -1881,7 +1881,7 @@
     <w:r>
       <w:tab/>
       <w:tab/>
-      <w:t>2026-10-11</w:t>
+      <w:t>2026-10-12</w:t>
       <w:br/>
       <w:br/>
     </w:r>

--- a/klagomål/A 73880-2021 FSC-klagomål.docx
+++ b/klagomål/A 73880-2021 FSC-klagomål.docx
@@ -1881,7 +1881,7 @@
     <w:r>
       <w:tab/>
       <w:tab/>
-      <w:t>2026-10-12</w:t>
+      <w:t>2026-10-13</w:t>
       <w:br/>
       <w:br/>
     </w:r>

--- a/klagomål/A 73880-2021 FSC-klagomål.docx
+++ b/klagomål/A 73880-2021 FSC-klagomål.docx
@@ -1881,7 +1881,7 @@
     <w:r>
       <w:tab/>
       <w:tab/>
-      <w:t>2026-10-13</w:t>
+      <w:t>2026-10-14</w:t>
       <w:br/>
       <w:br/>
     </w:r>

--- a/klagomål/A 73880-2021 FSC-klagomål.docx
+++ b/klagomål/A 73880-2021 FSC-klagomål.docx
@@ -1881,7 +1881,7 @@
     <w:r>
       <w:tab/>
       <w:tab/>
-      <w:t>2026-10-14</w:t>
+      <w:t>2026-10-15</w:t>
       <w:br/>
       <w:br/>
     </w:r>

--- a/klagomål/A 73880-2021 FSC-klagomål.docx
+++ b/klagomål/A 73880-2021 FSC-klagomål.docx
@@ -1881,7 +1881,7 @@
     <w:r>
       <w:tab/>
       <w:tab/>
-      <w:t>2026-10-15</w:t>
+      <w:t>2026-10-16</w:t>
       <w:br/>
       <w:br/>
     </w:r>

--- a/klagomål/A 73880-2021 FSC-klagomål.docx
+++ b/klagomål/A 73880-2021 FSC-klagomål.docx
@@ -1881,7 +1881,7 @@
     <w:r>
       <w:tab/>
       <w:tab/>
-      <w:t>2026-10-16</w:t>
+      <w:t>2026-10-17</w:t>
       <w:br/>
       <w:br/>
     </w:r>

--- a/klagomål/A 73880-2021 FSC-klagomål.docx
+++ b/klagomål/A 73880-2021 FSC-klagomål.docx
@@ -1881,7 +1881,7 @@
     <w:r>
       <w:tab/>
       <w:tab/>
-      <w:t>2026-10-17</w:t>
+      <w:t>2026-10-18</w:t>
       <w:br/>
       <w:br/>
     </w:r>

--- a/klagomål/A 73880-2021 FSC-klagomål.docx
+++ b/klagomål/A 73880-2021 FSC-klagomål.docx
@@ -1881,7 +1881,7 @@
     <w:r>
       <w:tab/>
       <w:tab/>
-      <w:t>2026-10-18</w:t>
+      <w:t>2026-10-19</w:t>
       <w:br/>
       <w:br/>
     </w:r>

--- a/klagomål/A 73880-2021 FSC-klagomål.docx
+++ b/klagomål/A 73880-2021 FSC-klagomål.docx
@@ -1881,7 +1881,7 @@
     <w:r>
       <w:tab/>
       <w:tab/>
-      <w:t>2026-10-19</w:t>
+      <w:t>2026-10-20</w:t>
       <w:br/>
       <w:br/>
     </w:r>

--- a/klagomål/A 73880-2021 FSC-klagomål.docx
+++ b/klagomål/A 73880-2021 FSC-klagomål.docx
@@ -1881,7 +1881,7 @@
     <w:r>
       <w:tab/>
       <w:tab/>
-      <w:t>2026-10-20</w:t>
+      <w:t>2026-10-21</w:t>
       <w:br/>
       <w:br/>
     </w:r>

--- a/klagomål/A 73880-2021 FSC-klagomål.docx
+++ b/klagomål/A 73880-2021 FSC-klagomål.docx
@@ -1881,7 +1881,7 @@
     <w:r>
       <w:tab/>
       <w:tab/>
-      <w:t>2026-10-21</w:t>
+      <w:t>2026-10-22</w:t>
       <w:br/>
       <w:br/>
     </w:r>

--- a/klagomål/A 73880-2021 FSC-klagomål.docx
+++ b/klagomål/A 73880-2021 FSC-klagomål.docx
@@ -1881,7 +1881,7 @@
     <w:r>
       <w:tab/>
       <w:tab/>
-      <w:t>2026-10-22</w:t>
+      <w:t>2026-10-23</w:t>
       <w:br/>
       <w:br/>
     </w:r>

--- a/klagomål/A 73880-2021 FSC-klagomål.docx
+++ b/klagomål/A 73880-2021 FSC-klagomål.docx
@@ -1881,7 +1881,7 @@
     <w:r>
       <w:tab/>
       <w:tab/>
-      <w:t>2026-10-23</w:t>
+      <w:t>2026-10-24</w:t>
       <w:br/>
       <w:br/>
     </w:r>

--- a/klagomål/A 73880-2021 FSC-klagomål.docx
+++ b/klagomål/A 73880-2021 FSC-klagomål.docx
@@ -1881,7 +1881,7 @@
     <w:r>
       <w:tab/>
       <w:tab/>
-      <w:t>2026-10-24</w:t>
+      <w:t>2026-10-25</w:t>
       <w:br/>
       <w:br/>
     </w:r>

--- a/klagomål/A 73880-2021 FSC-klagomål.docx
+++ b/klagomål/A 73880-2021 FSC-klagomål.docx
@@ -1881,7 +1881,7 @@
     <w:r>
       <w:tab/>
       <w:tab/>
-      <w:t>2026-10-25</w:t>
+      <w:t>2026-10-26</w:t>
       <w:br/>
       <w:br/>
     </w:r>

--- a/klagomål/A 73880-2021 FSC-klagomål.docx
+++ b/klagomål/A 73880-2021 FSC-klagomål.docx
@@ -1881,7 +1881,7 @@
     <w:r>
       <w:tab/>
       <w:tab/>
-      <w:t>2026-10-26</w:t>
+      <w:t>2026-10-27</w:t>
       <w:br/>
       <w:br/>
     </w:r>

--- a/klagomål/A 73880-2021 FSC-klagomål.docx
+++ b/klagomål/A 73880-2021 FSC-klagomål.docx
@@ -1881,7 +1881,7 @@
     <w:r>
       <w:tab/>
       <w:tab/>
-      <w:t>2026-10-27</w:t>
+      <w:t>2026-10-28</w:t>
       <w:br/>
       <w:br/>
     </w:r>

--- a/klagomål/A 73880-2021 FSC-klagomål.docx
+++ b/klagomål/A 73880-2021 FSC-klagomål.docx
@@ -1881,7 +1881,7 @@
     <w:r>
       <w:tab/>
       <w:tab/>
-      <w:t>2026-10-28</w:t>
+      <w:t>2026-10-29</w:t>
       <w:br/>
       <w:br/>
     </w:r>

--- a/klagomål/A 73880-2021 FSC-klagomål.docx
+++ b/klagomål/A 73880-2021 FSC-klagomål.docx
@@ -1881,7 +1881,7 @@
     <w:r>
       <w:tab/>
       <w:tab/>
-      <w:t>2026-10-29</w:t>
+      <w:t>2026-10-31</w:t>
       <w:br/>
       <w:br/>
     </w:r>
